--- a/Getting-Started-Guide.docx
+++ b/Getting-Started-Guide.docx
@@ -193,7 +193,7 @@
           <w:sz w:val="20"/>
           <w:szCs w:val="20"/>
         </w:rPr>
-        <w:t>Version 2.4  |  March 2026</w:t>
+        <w:t>Version 3.0  |  July 2026</w:t>
       </w:r>
     </w:p>
     <w:p>
